--- a/OlvassEl.docx
+++ b/OlvassEl.docx
@@ -69,6 +69,64 @@
           <w:szCs w:val="24"/>
         </w:rPr>
         <w:t>Ebben a dokumentumban elolvashatják, hogy a programot hogyan is kell használatba venni, és hogy milyen kiegészítők kellenek a működéséhez.</w:t>
+      </w:r>
+    </w:p>
+    <w:p>
+      <w:pPr>
+        <w:rPr>
+          <w:rFonts w:ascii="Times New Roman" w:hAnsi="Times New Roman" w:cs="Times New Roman"/>
+          <w:sz w:val="24"/>
+          <w:szCs w:val="24"/>
+        </w:rPr>
+      </w:pPr>
+      <w:r>
+        <w:rPr>
+          <w:rFonts w:ascii="Times New Roman" w:hAnsi="Times New Roman" w:cs="Times New Roman"/>
+          <w:sz w:val="24"/>
+          <w:szCs w:val="24"/>
+        </w:rPr>
+        <w:t>A kliensoldal HTML, CSS és JavaScript technológiá</w:t>
+      </w:r>
+      <w:r>
+        <w:rPr>
+          <w:rFonts w:ascii="Times New Roman" w:hAnsi="Times New Roman" w:cs="Times New Roman"/>
+          <w:sz w:val="24"/>
+          <w:szCs w:val="24"/>
+        </w:rPr>
+        <w:t>kból áll össze</w:t>
+      </w:r>
+      <w:r>
+        <w:rPr>
+          <w:rFonts w:ascii="Times New Roman" w:hAnsi="Times New Roman" w:cs="Times New Roman"/>
+          <w:sz w:val="24"/>
+          <w:szCs w:val="24"/>
+        </w:rPr>
+        <w:t>.</w:t>
+      </w:r>
+    </w:p>
+    <w:p>
+      <w:pPr>
+        <w:rPr>
+          <w:rFonts w:ascii="Times New Roman" w:hAnsi="Times New Roman" w:cs="Times New Roman"/>
+          <w:sz w:val="24"/>
+          <w:szCs w:val="24"/>
+        </w:rPr>
+      </w:pPr>
+      <w:r>
+        <w:rPr>
+          <w:rFonts w:ascii="Times New Roman" w:hAnsi="Times New Roman" w:cs="Times New Roman"/>
+          <w:sz w:val="24"/>
+          <w:szCs w:val="24"/>
+        </w:rPr>
+        <w:t>A program felépítése kliens–szerver architektúrán alapul. A szerveroldali működést a Node.js környezetben fut</w:t>
+      </w:r>
+      <w:r>
+        <w:rPr>
+          <w:rFonts w:ascii="Times New Roman" w:hAnsi="Times New Roman" w:cs="Times New Roman"/>
+          <w:sz w:val="24"/>
+          <w:szCs w:val="24"/>
+        </w:rPr>
+        <w:t>, ezért először is telepítsük a node.js-t az alább látható módon.</w:t>
       </w:r>
     </w:p>
     <w:p>
@@ -453,23 +511,6 @@
     </w:p>
     <w:p>
       <w:pPr>
-        <w:rPr>
-          <w:rFonts w:ascii="Times New Roman" w:hAnsi="Times New Roman" w:cs="Times New Roman"/>
-          <w:i/>
-          <w:iCs/>
-        </w:rPr>
-      </w:pPr>
-      <w:r>
-        <w:rPr>
-          <w:rFonts w:ascii="Times New Roman" w:hAnsi="Times New Roman" w:cs="Times New Roman"/>
-          <w:i/>
-          <w:iCs/>
-        </w:rPr>
-        <w:br w:type="page"/>
-      </w:r>
-    </w:p>
-    <w:p>
-      <w:pPr>
         <w:tabs>
           <w:tab w:val="left" w:pos="2985"/>
         </w:tabs>
@@ -486,7 +527,25 @@
           <w:szCs w:val="24"/>
         </w:rPr>
         <w:lastRenderedPageBreak/>
-        <w:t>Pipáljuk be a az „I accept…” majd kattintsunk a Next gombra:</w:t>
+        <w:t xml:space="preserve">Pipáljuk be </w:t>
+      </w:r>
+      <w:proofErr w:type="gramStart"/>
+      <w:r>
+        <w:rPr>
+          <w:rFonts w:ascii="Times New Roman" w:hAnsi="Times New Roman" w:cs="Times New Roman"/>
+          <w:sz w:val="24"/>
+          <w:szCs w:val="24"/>
+        </w:rPr>
+        <w:t>a</w:t>
+      </w:r>
+      <w:proofErr w:type="gramEnd"/>
+      <w:r>
+        <w:rPr>
+          <w:rFonts w:ascii="Times New Roman" w:hAnsi="Times New Roman" w:cs="Times New Roman"/>
+          <w:sz w:val="24"/>
+          <w:szCs w:val="24"/>
+        </w:rPr>
+        <w:t xml:space="preserve"> az „I accept…” majd kattintsunk a Next gombra:</w:t>
       </w:r>
     </w:p>
     <w:p>
@@ -1174,7 +1233,25 @@
           <w:sz w:val="24"/>
           <w:szCs w:val="24"/>
         </w:rPr>
-        <w:t>A következőnél pipáljuk be az „Automatically install…”-ot majd utána Next:</w:t>
+        <w:t>A következőnél pipáljuk be az „Automatically install</w:t>
+      </w:r>
+      <w:proofErr w:type="gramStart"/>
+      <w:r>
+        <w:rPr>
+          <w:rFonts w:ascii="Times New Roman" w:hAnsi="Times New Roman" w:cs="Times New Roman"/>
+          <w:sz w:val="24"/>
+          <w:szCs w:val="24"/>
+        </w:rPr>
+        <w:t>…”-</w:t>
+      </w:r>
+      <w:proofErr w:type="gramEnd"/>
+      <w:r>
+        <w:rPr>
+          <w:rFonts w:ascii="Times New Roman" w:hAnsi="Times New Roman" w:cs="Times New Roman"/>
+          <w:sz w:val="24"/>
+          <w:szCs w:val="24"/>
+        </w:rPr>
+        <w:t>ot majd utána Next:</w:t>
       </w:r>
     </w:p>
     <w:p>
@@ -2022,7 +2099,25 @@
           <w:sz w:val="24"/>
           <w:szCs w:val="24"/>
         </w:rPr>
-        <w:t>Most nyissunk egy „cmd”-t és nézzük meg, hogy fel lett-e telepítve a Node.js:</w:t>
+        <w:t>Most nyissunk egy „</w:t>
+      </w:r>
+      <w:proofErr w:type="gramStart"/>
+      <w:r>
+        <w:rPr>
+          <w:rFonts w:ascii="Times New Roman" w:hAnsi="Times New Roman" w:cs="Times New Roman"/>
+          <w:sz w:val="24"/>
+          <w:szCs w:val="24"/>
+        </w:rPr>
+        <w:t>cmd”-</w:t>
+      </w:r>
+      <w:proofErr w:type="gramEnd"/>
+      <w:r>
+        <w:rPr>
+          <w:rFonts w:ascii="Times New Roman" w:hAnsi="Times New Roman" w:cs="Times New Roman"/>
+          <w:sz w:val="24"/>
+          <w:szCs w:val="24"/>
+        </w:rPr>
+        <w:t>t és nézzük meg, hogy fel lett-e telepítve a Node.js:</w:t>
       </w:r>
       <w:r>
         <w:rPr>
@@ -2031,43 +2126,61 @@
           <w:szCs w:val="24"/>
         </w:rPr>
         <w:br/>
-        <w:t>először írjuk ezt:”node -v” majd Enter ezzel a verziót tudjuk megnézni, írjuk ezt:”</w:t>
-      </w:r>
-      <w:proofErr w:type="spellStart"/>
-      <w:r>
-        <w:rPr>
-          <w:rFonts w:ascii="Times New Roman" w:hAnsi="Times New Roman" w:cs="Times New Roman"/>
-          <w:sz w:val="24"/>
-          <w:szCs w:val="24"/>
-        </w:rPr>
-        <w:t>npm</w:t>
-      </w:r>
-      <w:proofErr w:type="spellEnd"/>
-      <w:r>
-        <w:rPr>
-          <w:rFonts w:ascii="Times New Roman" w:hAnsi="Times New Roman" w:cs="Times New Roman"/>
-          <w:sz w:val="24"/>
-          <w:szCs w:val="24"/>
-        </w:rPr>
-        <w:t xml:space="preserve"> -v” majd Enter ezzel pedig  az </w:t>
-      </w:r>
-      <w:proofErr w:type="spellStart"/>
-      <w:r>
-        <w:rPr>
-          <w:rFonts w:ascii="Times New Roman" w:hAnsi="Times New Roman" w:cs="Times New Roman"/>
-          <w:sz w:val="24"/>
-          <w:szCs w:val="24"/>
-        </w:rPr>
-        <w:t>npm</w:t>
-      </w:r>
-      <w:proofErr w:type="spellEnd"/>
-      <w:r>
-        <w:rPr>
-          <w:rFonts w:ascii="Times New Roman" w:hAnsi="Times New Roman" w:cs="Times New Roman"/>
-          <w:sz w:val="24"/>
-          <w:szCs w:val="24"/>
-        </w:rPr>
-        <w:t>-nek a verzióját tudjuk megnézni</w:t>
+        <w:t>először írjuk ezt</w:t>
+      </w:r>
+      <w:proofErr w:type="gramStart"/>
+      <w:r>
+        <w:rPr>
+          <w:rFonts w:ascii="Times New Roman" w:hAnsi="Times New Roman" w:cs="Times New Roman"/>
+          <w:sz w:val="24"/>
+          <w:szCs w:val="24"/>
+        </w:rPr>
+        <w:t>:”node</w:t>
+      </w:r>
+      <w:proofErr w:type="gramEnd"/>
+      <w:r>
+        <w:rPr>
+          <w:rFonts w:ascii="Times New Roman" w:hAnsi="Times New Roman" w:cs="Times New Roman"/>
+          <w:sz w:val="24"/>
+          <w:szCs w:val="24"/>
+        </w:rPr>
+        <w:t xml:space="preserve"> -v” majd Enter ezzel a verziót tudjuk megnézni, írjuk ezt</w:t>
+      </w:r>
+      <w:proofErr w:type="gramStart"/>
+      <w:r>
+        <w:rPr>
+          <w:rFonts w:ascii="Times New Roman" w:hAnsi="Times New Roman" w:cs="Times New Roman"/>
+          <w:sz w:val="24"/>
+          <w:szCs w:val="24"/>
+        </w:rPr>
+        <w:t>:”npm</w:t>
+      </w:r>
+      <w:proofErr w:type="gramEnd"/>
+      <w:r>
+        <w:rPr>
+          <w:rFonts w:ascii="Times New Roman" w:hAnsi="Times New Roman" w:cs="Times New Roman"/>
+          <w:sz w:val="24"/>
+          <w:szCs w:val="24"/>
+        </w:rPr>
+        <w:t xml:space="preserve"> -v” majd Enter ezzel </w:t>
+      </w:r>
+      <w:proofErr w:type="gramStart"/>
+      <w:r>
+        <w:rPr>
+          <w:rFonts w:ascii="Times New Roman" w:hAnsi="Times New Roman" w:cs="Times New Roman"/>
+          <w:sz w:val="24"/>
+          <w:szCs w:val="24"/>
+        </w:rPr>
+        <w:t>pedig  az</w:t>
+      </w:r>
+      <w:proofErr w:type="gramEnd"/>
+      <w:r>
+        <w:rPr>
+          <w:rFonts w:ascii="Times New Roman" w:hAnsi="Times New Roman" w:cs="Times New Roman"/>
+          <w:sz w:val="24"/>
+          <w:szCs w:val="24"/>
+        </w:rPr>
+        <w:t xml:space="preserve"> npm-nek a verzióját tudjuk megnézni</w:t>
       </w:r>
       <w:r>
         <w:rPr>
@@ -2280,23 +2393,13 @@
           <w:szCs w:val="24"/>
         </w:rPr>
       </w:pPr>
-      <w:proofErr w:type="spellStart"/>
-      <w:r>
-        <w:rPr>
-          <w:rFonts w:ascii="Times New Roman" w:hAnsi="Times New Roman" w:cs="Times New Roman"/>
-          <w:i/>
-          <w:iCs/>
-        </w:rPr>
-        <w:t>VSCode</w:t>
-      </w:r>
-      <w:proofErr w:type="spellEnd"/>
-      <w:r>
-        <w:rPr>
-          <w:rFonts w:ascii="Times New Roman" w:hAnsi="Times New Roman" w:cs="Times New Roman"/>
-          <w:i/>
-          <w:iCs/>
-        </w:rPr>
-        <w:t xml:space="preserve"> telepítése</w:t>
+      <w:r>
+        <w:rPr>
+          <w:rFonts w:ascii="Times New Roman" w:hAnsi="Times New Roman" w:cs="Times New Roman"/>
+          <w:i/>
+          <w:iCs/>
+        </w:rPr>
+        <w:t>VSCode telepítése</w:t>
       </w:r>
       <w:r>
         <w:rPr>
@@ -2434,23 +2537,13 @@
           <w:szCs w:val="24"/>
         </w:rPr>
       </w:pPr>
-      <w:proofErr w:type="spellStart"/>
-      <w:r>
-        <w:rPr>
-          <w:rFonts w:ascii="Times New Roman" w:hAnsi="Times New Roman" w:cs="Times New Roman"/>
-          <w:i/>
-          <w:iCs/>
-        </w:rPr>
-        <w:t>VSCode</w:t>
-      </w:r>
-      <w:proofErr w:type="spellEnd"/>
-      <w:r>
-        <w:rPr>
-          <w:rFonts w:ascii="Times New Roman" w:hAnsi="Times New Roman" w:cs="Times New Roman"/>
-          <w:i/>
-          <w:iCs/>
-        </w:rPr>
-        <w:t xml:space="preserve"> telepítése</w:t>
+      <w:r>
+        <w:rPr>
+          <w:rFonts w:ascii="Times New Roman" w:hAnsi="Times New Roman" w:cs="Times New Roman"/>
+          <w:i/>
+          <w:iCs/>
+        </w:rPr>
+        <w:t>VSCode telepítése</w:t>
       </w:r>
       <w:r>
         <w:rPr>
@@ -2588,23 +2681,13 @@
           <w:szCs w:val="24"/>
         </w:rPr>
       </w:pPr>
-      <w:proofErr w:type="spellStart"/>
-      <w:r>
-        <w:rPr>
-          <w:rFonts w:ascii="Times New Roman" w:hAnsi="Times New Roman" w:cs="Times New Roman"/>
-          <w:i/>
-          <w:iCs/>
-        </w:rPr>
-        <w:t>VSCode</w:t>
-      </w:r>
-      <w:proofErr w:type="spellEnd"/>
-      <w:r>
-        <w:rPr>
-          <w:rFonts w:ascii="Times New Roman" w:hAnsi="Times New Roman" w:cs="Times New Roman"/>
-          <w:i/>
-          <w:iCs/>
-        </w:rPr>
-        <w:t xml:space="preserve"> telepítése</w:t>
+      <w:r>
+        <w:rPr>
+          <w:rFonts w:ascii="Times New Roman" w:hAnsi="Times New Roman" w:cs="Times New Roman"/>
+          <w:i/>
+          <w:iCs/>
+        </w:rPr>
+        <w:t>VSCode telepítése</w:t>
       </w:r>
       <w:r>
         <w:rPr>
@@ -2742,23 +2825,13 @@
           <w:szCs w:val="24"/>
         </w:rPr>
       </w:pPr>
-      <w:proofErr w:type="spellStart"/>
-      <w:r>
-        <w:rPr>
-          <w:rFonts w:ascii="Times New Roman" w:hAnsi="Times New Roman" w:cs="Times New Roman"/>
-          <w:i/>
-          <w:iCs/>
-        </w:rPr>
-        <w:t>VSCode</w:t>
-      </w:r>
-      <w:proofErr w:type="spellEnd"/>
-      <w:r>
-        <w:rPr>
-          <w:rFonts w:ascii="Times New Roman" w:hAnsi="Times New Roman" w:cs="Times New Roman"/>
-          <w:i/>
-          <w:iCs/>
-        </w:rPr>
-        <w:t xml:space="preserve"> telepítése</w:t>
+      <w:r>
+        <w:rPr>
+          <w:rFonts w:ascii="Times New Roman" w:hAnsi="Times New Roman" w:cs="Times New Roman"/>
+          <w:i/>
+          <w:iCs/>
+        </w:rPr>
+        <w:t>VSCode telepítése</w:t>
       </w:r>
       <w:r>
         <w:rPr>
@@ -2896,23 +2969,13 @@
           <w:szCs w:val="24"/>
         </w:rPr>
       </w:pPr>
-      <w:proofErr w:type="spellStart"/>
-      <w:r>
-        <w:rPr>
-          <w:rFonts w:ascii="Times New Roman" w:hAnsi="Times New Roman" w:cs="Times New Roman"/>
-          <w:i/>
-          <w:iCs/>
-        </w:rPr>
-        <w:t>VSCode</w:t>
-      </w:r>
-      <w:proofErr w:type="spellEnd"/>
-      <w:r>
-        <w:rPr>
-          <w:rFonts w:ascii="Times New Roman" w:hAnsi="Times New Roman" w:cs="Times New Roman"/>
-          <w:i/>
-          <w:iCs/>
-        </w:rPr>
-        <w:t xml:space="preserve"> telepítése</w:t>
+      <w:r>
+        <w:rPr>
+          <w:rFonts w:ascii="Times New Roman" w:hAnsi="Times New Roman" w:cs="Times New Roman"/>
+          <w:i/>
+          <w:iCs/>
+        </w:rPr>
+        <w:t>VSCode telepítése</w:t>
       </w:r>
       <w:r>
         <w:rPr>
@@ -3050,23 +3113,13 @@
           <w:szCs w:val="24"/>
         </w:rPr>
       </w:pPr>
-      <w:proofErr w:type="spellStart"/>
-      <w:r>
-        <w:rPr>
-          <w:rFonts w:ascii="Times New Roman" w:hAnsi="Times New Roman" w:cs="Times New Roman"/>
-          <w:i/>
-          <w:iCs/>
-        </w:rPr>
-        <w:t>VSCode</w:t>
-      </w:r>
-      <w:proofErr w:type="spellEnd"/>
-      <w:r>
-        <w:rPr>
-          <w:rFonts w:ascii="Times New Roman" w:hAnsi="Times New Roman" w:cs="Times New Roman"/>
-          <w:i/>
-          <w:iCs/>
-        </w:rPr>
-        <w:t xml:space="preserve"> telepítése</w:t>
+      <w:r>
+        <w:rPr>
+          <w:rFonts w:ascii="Times New Roman" w:hAnsi="Times New Roman" w:cs="Times New Roman"/>
+          <w:i/>
+          <w:iCs/>
+        </w:rPr>
+        <w:t>VSCode telepítése</w:t>
       </w:r>
       <w:r>
         <w:rPr>
@@ -3256,23 +3309,13 @@
           </wp:anchor>
         </w:drawing>
       </w:r>
-      <w:proofErr w:type="spellStart"/>
-      <w:r>
-        <w:rPr>
-          <w:rFonts w:ascii="Times New Roman" w:hAnsi="Times New Roman" w:cs="Times New Roman"/>
-          <w:i/>
-          <w:iCs/>
-        </w:rPr>
-        <w:t>VSCode</w:t>
-      </w:r>
-      <w:proofErr w:type="spellEnd"/>
-      <w:r>
-        <w:rPr>
-          <w:rFonts w:ascii="Times New Roman" w:hAnsi="Times New Roman" w:cs="Times New Roman"/>
-          <w:i/>
-          <w:iCs/>
-        </w:rPr>
-        <w:t xml:space="preserve"> telepítése</w:t>
+      <w:r>
+        <w:rPr>
+          <w:rFonts w:ascii="Times New Roman" w:hAnsi="Times New Roman" w:cs="Times New Roman"/>
+          <w:i/>
+          <w:iCs/>
+        </w:rPr>
+        <w:t>VSCode telepítése</w:t>
       </w:r>
       <w:r>
         <w:rPr>
@@ -3468,43 +3511,25 @@
           <w:szCs w:val="24"/>
         </w:rPr>
         <w:lastRenderedPageBreak/>
-        <w:t>Majd a „projekt” almappán belül telepítsük „</w:t>
-      </w:r>
-      <w:proofErr w:type="spellStart"/>
-      <w:r>
-        <w:rPr>
-          <w:rFonts w:ascii="Times New Roman" w:hAnsi="Times New Roman" w:cs="Times New Roman"/>
-          <w:sz w:val="24"/>
-          <w:szCs w:val="24"/>
-        </w:rPr>
-        <w:t>npm</w:t>
-      </w:r>
-      <w:proofErr w:type="spellEnd"/>
-      <w:r>
-        <w:rPr>
-          <w:rFonts w:ascii="Times New Roman" w:hAnsi="Times New Roman" w:cs="Times New Roman"/>
-          <w:sz w:val="24"/>
-          <w:szCs w:val="24"/>
-        </w:rPr>
-        <w:t xml:space="preserve"> install”-</w:t>
-      </w:r>
-      <w:proofErr w:type="spellStart"/>
-      <w:r>
-        <w:rPr>
-          <w:rFonts w:ascii="Times New Roman" w:hAnsi="Times New Roman" w:cs="Times New Roman"/>
-          <w:sz w:val="24"/>
-          <w:szCs w:val="24"/>
-        </w:rPr>
-        <w:t>al</w:t>
-      </w:r>
-      <w:proofErr w:type="spellEnd"/>
-      <w:r>
-        <w:rPr>
-          <w:rFonts w:ascii="Times New Roman" w:hAnsi="Times New Roman" w:cs="Times New Roman"/>
-          <w:sz w:val="24"/>
-          <w:szCs w:val="24"/>
-        </w:rPr>
-        <w:t>, ahogy a képen is látszik:</w:t>
+        <w:t xml:space="preserve">Majd a „projekt” almappán belül telepítsük „npm </w:t>
+      </w:r>
+      <w:proofErr w:type="gramStart"/>
+      <w:r>
+        <w:rPr>
+          <w:rFonts w:ascii="Times New Roman" w:hAnsi="Times New Roman" w:cs="Times New Roman"/>
+          <w:sz w:val="24"/>
+          <w:szCs w:val="24"/>
+        </w:rPr>
+        <w:t>install”-</w:t>
+      </w:r>
+      <w:proofErr w:type="gramEnd"/>
+      <w:r>
+        <w:rPr>
+          <w:rFonts w:ascii="Times New Roman" w:hAnsi="Times New Roman" w:cs="Times New Roman"/>
+          <w:sz w:val="24"/>
+          <w:szCs w:val="24"/>
+        </w:rPr>
+        <w:t>al, ahogy a képen is látszik:</w:t>
       </w:r>
     </w:p>
     <w:p>
@@ -3630,43 +3655,25 @@
           <w:sz w:val="24"/>
           <w:szCs w:val="24"/>
         </w:rPr>
-        <w:t>Ezek után „</w:t>
-      </w:r>
-      <w:proofErr w:type="spellStart"/>
-      <w:r>
-        <w:rPr>
-          <w:rFonts w:ascii="Times New Roman" w:hAnsi="Times New Roman" w:cs="Times New Roman"/>
-          <w:sz w:val="24"/>
-          <w:szCs w:val="24"/>
-        </w:rPr>
-        <w:t>npm</w:t>
-      </w:r>
-      <w:proofErr w:type="spellEnd"/>
-      <w:r>
-        <w:rPr>
-          <w:rFonts w:ascii="Times New Roman" w:hAnsi="Times New Roman" w:cs="Times New Roman"/>
-          <w:sz w:val="24"/>
-          <w:szCs w:val="24"/>
-        </w:rPr>
-        <w:t xml:space="preserve"> start”-</w:t>
-      </w:r>
-      <w:proofErr w:type="spellStart"/>
-      <w:r>
-        <w:rPr>
-          <w:rFonts w:ascii="Times New Roman" w:hAnsi="Times New Roman" w:cs="Times New Roman"/>
-          <w:sz w:val="24"/>
-          <w:szCs w:val="24"/>
-        </w:rPr>
-        <w:t>al</w:t>
-      </w:r>
-      <w:proofErr w:type="spellEnd"/>
-      <w:r>
-        <w:rPr>
-          <w:rFonts w:ascii="Times New Roman" w:hAnsi="Times New Roman" w:cs="Times New Roman"/>
-          <w:sz w:val="24"/>
-          <w:szCs w:val="24"/>
-        </w:rPr>
-        <w:t xml:space="preserve"> elindítjuk a programot:</w:t>
+        <w:t xml:space="preserve">Ezek után „npm </w:t>
+      </w:r>
+      <w:proofErr w:type="gramStart"/>
+      <w:r>
+        <w:rPr>
+          <w:rFonts w:ascii="Times New Roman" w:hAnsi="Times New Roman" w:cs="Times New Roman"/>
+          <w:sz w:val="24"/>
+          <w:szCs w:val="24"/>
+        </w:rPr>
+        <w:t>start”-</w:t>
+      </w:r>
+      <w:proofErr w:type="gramEnd"/>
+      <w:r>
+        <w:rPr>
+          <w:rFonts w:ascii="Times New Roman" w:hAnsi="Times New Roman" w:cs="Times New Roman"/>
+          <w:sz w:val="24"/>
+          <w:szCs w:val="24"/>
+        </w:rPr>
+        <w:t>al elindítjuk a programot:</w:t>
       </w:r>
     </w:p>
     <w:p>
@@ -3687,9 +3694,18 @@
           <w:i/>
           <w:iCs/>
         </w:rPr>
-        <w:t>A program futtatása „cmd”-</w:t>
-      </w:r>
-      <w:proofErr w:type="spellStart"/>
+        <w:t>A program futtatása „</w:t>
+      </w:r>
+      <w:proofErr w:type="gramStart"/>
+      <w:r>
+        <w:rPr>
+          <w:rFonts w:ascii="Times New Roman" w:hAnsi="Times New Roman" w:cs="Times New Roman"/>
+          <w:i/>
+          <w:iCs/>
+        </w:rPr>
+        <w:t>cmd”-</w:t>
+      </w:r>
+      <w:proofErr w:type="gramEnd"/>
       <w:r>
         <w:rPr>
           <w:rFonts w:ascii="Times New Roman" w:hAnsi="Times New Roman" w:cs="Times New Roman"/>
@@ -3698,7 +3714,6 @@
         </w:rPr>
         <w:t>ből</w:t>
       </w:r>
-      <w:proofErr w:type="spellEnd"/>
       <w:r>
         <w:rPr>
           <w:rFonts w:ascii="Times New Roman" w:hAnsi="Times New Roman" w:cs="Times New Roman"/>
@@ -3977,27 +3992,9 @@
           <w:szCs w:val="24"/>
         </w:rPr>
         <w:lastRenderedPageBreak/>
-        <w:t xml:space="preserve">Programot leállítani cmd-ben </w:t>
-      </w:r>
-      <w:proofErr w:type="spellStart"/>
-      <w:r>
-        <w:rPr>
-          <w:rFonts w:ascii="Times New Roman" w:hAnsi="Times New Roman" w:cs="Times New Roman"/>
-          <w:sz w:val="24"/>
-          <w:szCs w:val="24"/>
-        </w:rPr>
-        <w:t>Ctrl+C</w:t>
-      </w:r>
-      <w:proofErr w:type="spellEnd"/>
-      <w:r>
-        <w:rPr>
-          <w:rFonts w:ascii="Times New Roman" w:hAnsi="Times New Roman" w:cs="Times New Roman"/>
-          <w:sz w:val="24"/>
-          <w:szCs w:val="24"/>
-        </w:rPr>
-        <w:t xml:space="preserve"> billentyű kombinációval lehet, </w:t>
-      </w:r>
-      <w:proofErr w:type="spellStart"/>
+        <w:t xml:space="preserve">Programot leállítani cmd-ben Ctrl+C billentyű kombinációval lehet, </w:t>
+      </w:r>
+      <w:proofErr w:type="gramStart"/>
       <w:r>
         <w:rPr>
           <w:rFonts w:ascii="Times New Roman" w:hAnsi="Times New Roman" w:cs="Times New Roman"/>
@@ -4006,7 +4003,7 @@
         </w:rPr>
         <w:t>majd,Y</w:t>
       </w:r>
-      <w:proofErr w:type="spellEnd"/>
+      <w:proofErr w:type="gramEnd"/>
       <w:r>
         <w:rPr>
           <w:rFonts w:ascii="Times New Roman" w:hAnsi="Times New Roman" w:cs="Times New Roman"/>
@@ -4260,25 +4257,7 @@
           <w:sz w:val="24"/>
           <w:szCs w:val="24"/>
         </w:rPr>
-        <w:t xml:space="preserve"> a program tesztelve lett node-v24.13.0 és node-v24.11.0 verziójú Node.js-</w:t>
-      </w:r>
-      <w:proofErr w:type="spellStart"/>
-      <w:r>
-        <w:rPr>
-          <w:rFonts w:ascii="Times New Roman" w:hAnsi="Times New Roman" w:cs="Times New Roman"/>
-          <w:sz w:val="24"/>
-          <w:szCs w:val="24"/>
-        </w:rPr>
-        <w:t>ekkel</w:t>
-      </w:r>
-      <w:proofErr w:type="spellEnd"/>
-      <w:r>
-        <w:rPr>
-          <w:rFonts w:ascii="Times New Roman" w:hAnsi="Times New Roman" w:cs="Times New Roman"/>
-          <w:sz w:val="24"/>
-          <w:szCs w:val="24"/>
-        </w:rPr>
-        <w:t xml:space="preserve"> is, mind a kettővel jól működik a program, ezeket a Node.js verziókat ezeken a linkeken keresztül lehet megtalálni:</w:t>
+        <w:t xml:space="preserve"> a program tesztelve lett node-v24.13.0 és node-v24.11.0 verziójú Node.js-ekkel is, mind a kettővel jól működik a program, ezeket a Node.js verziókat ezeken a linkeken keresztül lehet megtalálni:</w:t>
       </w:r>
       <w:r>
         <w:rPr>
@@ -4530,23 +4509,13 @@
           <w:iCs/>
         </w:rPr>
       </w:pPr>
-      <w:proofErr w:type="spellStart"/>
-      <w:r>
-        <w:rPr>
-          <w:rFonts w:ascii="Times New Roman" w:hAnsi="Times New Roman" w:cs="Times New Roman"/>
-          <w:i/>
-          <w:iCs/>
-        </w:rPr>
-        <w:t>VSCode</w:t>
-      </w:r>
-      <w:proofErr w:type="spellEnd"/>
-      <w:r>
-        <w:rPr>
-          <w:rFonts w:ascii="Times New Roman" w:hAnsi="Times New Roman" w:cs="Times New Roman"/>
-          <w:i/>
-          <w:iCs/>
-        </w:rPr>
-        <w:t xml:space="preserve"> letöltése</w:t>
+      <w:r>
+        <w:rPr>
+          <w:rFonts w:ascii="Times New Roman" w:hAnsi="Times New Roman" w:cs="Times New Roman"/>
+          <w:i/>
+          <w:iCs/>
+        </w:rPr>
+        <w:t>VSCode letöltése</w:t>
       </w:r>
       <w:r>
         <w:rPr>
@@ -4650,23 +4619,13 @@
           <w:iCs/>
         </w:rPr>
       </w:pPr>
-      <w:proofErr w:type="spellStart"/>
-      <w:r>
-        <w:rPr>
-          <w:rFonts w:ascii="Times New Roman" w:hAnsi="Times New Roman" w:cs="Times New Roman"/>
-          <w:i/>
-          <w:iCs/>
-        </w:rPr>
-        <w:t>VSCode</w:t>
-      </w:r>
-      <w:proofErr w:type="spellEnd"/>
-      <w:r>
-        <w:rPr>
-          <w:rFonts w:ascii="Times New Roman" w:hAnsi="Times New Roman" w:cs="Times New Roman"/>
-          <w:i/>
-          <w:iCs/>
-        </w:rPr>
-        <w:t xml:space="preserve"> letöltése</w:t>
+      <w:r>
+        <w:rPr>
+          <w:rFonts w:ascii="Times New Roman" w:hAnsi="Times New Roman" w:cs="Times New Roman"/>
+          <w:i/>
+          <w:iCs/>
+        </w:rPr>
+        <w:t>VSCode letöltése</w:t>
       </w:r>
     </w:p>
     <w:p>

--- a/OlvassEl.docx
+++ b/OlvassEl.docx
@@ -527,25 +527,7 @@
           <w:szCs w:val="24"/>
         </w:rPr>
         <w:lastRenderedPageBreak/>
-        <w:t xml:space="preserve">Pipáljuk be </w:t>
-      </w:r>
-      <w:proofErr w:type="gramStart"/>
-      <w:r>
-        <w:rPr>
-          <w:rFonts w:ascii="Times New Roman" w:hAnsi="Times New Roman" w:cs="Times New Roman"/>
-          <w:sz w:val="24"/>
-          <w:szCs w:val="24"/>
-        </w:rPr>
-        <w:t>a</w:t>
-      </w:r>
-      <w:proofErr w:type="gramEnd"/>
-      <w:r>
-        <w:rPr>
-          <w:rFonts w:ascii="Times New Roman" w:hAnsi="Times New Roman" w:cs="Times New Roman"/>
-          <w:sz w:val="24"/>
-          <w:szCs w:val="24"/>
-        </w:rPr>
-        <w:t xml:space="preserve"> az „I accept…” majd kattintsunk a Next gombra:</w:t>
+        <w:t>Pipáljuk be az „I accept…” majd kattintsunk a Next gombra:</w:t>
       </w:r>
     </w:p>
     <w:p>
@@ -3529,7 +3511,31 @@
           <w:sz w:val="24"/>
           <w:szCs w:val="24"/>
         </w:rPr>
-        <w:t>al, ahogy a képen is látszik:</w:t>
+        <w:t xml:space="preserve">al, </w:t>
+      </w:r>
+      <w:r>
+        <w:rPr>
+          <w:rFonts w:ascii="Times New Roman" w:hAnsi="Times New Roman" w:cs="Times New Roman"/>
+          <w:sz w:val="24"/>
+          <w:szCs w:val="24"/>
+        </w:rPr>
+        <w:t>a függőségeket</w:t>
+      </w:r>
+      <w:r>
+        <w:rPr>
+          <w:rFonts w:ascii="Times New Roman" w:hAnsi="Times New Roman" w:cs="Times New Roman"/>
+          <w:sz w:val="24"/>
+          <w:szCs w:val="24"/>
+        </w:rPr>
+        <w:t xml:space="preserve">, </w:t>
+      </w:r>
+      <w:r>
+        <w:rPr>
+          <w:rFonts w:ascii="Times New Roman" w:hAnsi="Times New Roman" w:cs="Times New Roman"/>
+          <w:sz w:val="24"/>
+          <w:szCs w:val="24"/>
+        </w:rPr>
+        <w:t>ahogy a képen is látszik:</w:t>
       </w:r>
     </w:p>
     <w:p>
@@ -3673,7 +3679,23 @@
           <w:sz w:val="24"/>
           <w:szCs w:val="24"/>
         </w:rPr>
-        <w:t>al elindítjuk a programot:</w:t>
+        <w:t xml:space="preserve">al elindítjuk </w:t>
+      </w:r>
+      <w:r>
+        <w:rPr>
+          <w:rFonts w:ascii="Times New Roman" w:hAnsi="Times New Roman" w:cs="Times New Roman"/>
+          <w:sz w:val="24"/>
+          <w:szCs w:val="24"/>
+        </w:rPr>
+        <w:t>szervert, ahol a program fut</w:t>
+      </w:r>
+      <w:r>
+        <w:rPr>
+          <w:rFonts w:ascii="Times New Roman" w:hAnsi="Times New Roman" w:cs="Times New Roman"/>
+          <w:sz w:val="24"/>
+          <w:szCs w:val="24"/>
+        </w:rPr>
+        <w:t>:</w:t>
       </w:r>
     </w:p>
     <w:p>
@@ -3817,7 +3839,31 @@
           <w:sz w:val="24"/>
           <w:szCs w:val="24"/>
         </w:rPr>
-        <w:t xml:space="preserve">Ezután nyissuk meg ezt: </w:t>
+        <w:t>Ezután nyissuk meg</w:t>
+      </w:r>
+      <w:r>
+        <w:rPr>
+          <w:rFonts w:ascii="Times New Roman" w:hAnsi="Times New Roman" w:cs="Times New Roman"/>
+          <w:sz w:val="24"/>
+          <w:szCs w:val="24"/>
+        </w:rPr>
+        <w:t xml:space="preserve"> </w:t>
+      </w:r>
+      <w:r>
+        <w:rPr>
+          <w:rFonts w:ascii="Times New Roman" w:hAnsi="Times New Roman" w:cs="Times New Roman"/>
+          <w:sz w:val="24"/>
+          <w:szCs w:val="24"/>
+        </w:rPr>
+        <w:t>egy böngészőben</w:t>
+      </w:r>
+      <w:r>
+        <w:rPr>
+          <w:rFonts w:ascii="Times New Roman" w:hAnsi="Times New Roman" w:cs="Times New Roman"/>
+          <w:sz w:val="24"/>
+          <w:szCs w:val="24"/>
+        </w:rPr>
+        <w:t xml:space="preserve"> ezt: </w:t>
       </w:r>
       <w:hyperlink r:id="rId29" w:history="1">
         <w:r>
